--- a/управление/2/тау.docx
+++ b/управление/2/тау.docx
@@ -884,61 +884,61 @@
                   <v:path o:extrusionok="f" gradientshapeok="t" o:connecttype="rect"/>
                   <o:lock v:ext="edit" aspectratio="t"/>
                 </v:shapetype>
-                <v:shape id="_x0000_i1031" type="#_x0000_t75" style="width:9.5pt;height:12.9pt" o:ole="">
-                  <v:imagedata r:id="rId5" o:title=""/>
-                </v:shape>
-                <o:OLEObject Type="Embed" ProgID="Mathcad" ShapeID="_x0000_i1031" DrawAspect="Content" ObjectID="_1837279950" r:id="rId6"/>
-              </w:object>
-            </w:r>
-          </w:p>
-        </w:tc>
-        <w:tc>
-          <w:tcPr>
-            <w:tcW w:w="1417" w:type="dxa"/>
-          </w:tcPr>
-          <w:p>
-            <w:pPr>
-              <w:jc w:val="center"/>
-              <w:rPr>
-                <w:rFonts w:ascii="Times New Roman" w:hAnsi="Times New Roman" w:cs="Times New Roman"/>
-                <w:sz w:val="28"/>
-                <w:szCs w:val="28"/>
-              </w:rPr>
-            </w:pPr>
-            <w:r>
-              <w:rPr>
-                <w:rFonts w:ascii="Times New Roman" w:hAnsi="Times New Roman" w:cs="Times New Roman"/>
-                <w:sz w:val="28"/>
-                <w:szCs w:val="28"/>
-              </w:rPr>
-              <w:t>0</w:t>
-            </w:r>
-          </w:p>
-        </w:tc>
-        <w:tc>
-          <w:tcPr>
-            <w:tcW w:w="924" w:type="dxa"/>
-          </w:tcPr>
-          <w:p>
-            <w:pPr>
-              <w:jc w:val="center"/>
-              <w:rPr>
-                <w:rFonts w:ascii="Times New Roman" w:hAnsi="Times New Roman" w:cs="Times New Roman"/>
-                <w:sz w:val="28"/>
-                <w:szCs w:val="28"/>
-              </w:rPr>
-            </w:pPr>
-            <w:r>
-              <w:rPr>
-                <w:rFonts w:ascii="Times New Roman" w:hAnsi="Times New Roman" w:cs="Times New Roman"/>
-                <w:sz w:val="28"/>
-                <w:szCs w:val="28"/>
-              </w:rPr>
-              <w:object w:dxaOrig="195" w:dyaOrig="255" w14:anchorId="1C12A0A0">
                 <v:shape id="_x0000_i1025" type="#_x0000_t75" style="width:9.5pt;height:12.9pt" o:ole="">
                   <v:imagedata r:id="rId5" o:title=""/>
                 </v:shape>
-                <o:OLEObject Type="Embed" ProgID="Mathcad" ShapeID="_x0000_i1025" DrawAspect="Content" ObjectID="_1837279951" r:id="rId7"/>
+                <o:OLEObject Type="Embed" ProgID="Mathcad" ShapeID="_x0000_i1025" DrawAspect="Content" ObjectID="_1837291666" r:id="rId6"/>
+              </w:object>
+            </w:r>
+          </w:p>
+        </w:tc>
+        <w:tc>
+          <w:tcPr>
+            <w:tcW w:w="1417" w:type="dxa"/>
+          </w:tcPr>
+          <w:p>
+            <w:pPr>
+              <w:jc w:val="center"/>
+              <w:rPr>
+                <w:rFonts w:ascii="Times New Roman" w:hAnsi="Times New Roman" w:cs="Times New Roman"/>
+                <w:sz w:val="28"/>
+                <w:szCs w:val="28"/>
+              </w:rPr>
+            </w:pPr>
+            <w:r>
+              <w:rPr>
+                <w:rFonts w:ascii="Times New Roman" w:hAnsi="Times New Roman" w:cs="Times New Roman"/>
+                <w:sz w:val="28"/>
+                <w:szCs w:val="28"/>
+              </w:rPr>
+              <w:t>0</w:t>
+            </w:r>
+          </w:p>
+        </w:tc>
+        <w:tc>
+          <w:tcPr>
+            <w:tcW w:w="924" w:type="dxa"/>
+          </w:tcPr>
+          <w:p>
+            <w:pPr>
+              <w:jc w:val="center"/>
+              <w:rPr>
+                <w:rFonts w:ascii="Times New Roman" w:hAnsi="Times New Roman" w:cs="Times New Roman"/>
+                <w:sz w:val="28"/>
+                <w:szCs w:val="28"/>
+              </w:rPr>
+            </w:pPr>
+            <w:r>
+              <w:rPr>
+                <w:rFonts w:ascii="Times New Roman" w:hAnsi="Times New Roman" w:cs="Times New Roman"/>
+                <w:sz w:val="28"/>
+                <w:szCs w:val="28"/>
+              </w:rPr>
+              <w:object w:dxaOrig="195" w:dyaOrig="255" w14:anchorId="1C12A0A0">
+                <v:shape id="_x0000_i1026" type="#_x0000_t75" style="width:9.5pt;height:12.9pt" o:ole="">
+                  <v:imagedata r:id="rId5" o:title=""/>
+                </v:shape>
+                <o:OLEObject Type="Embed" ProgID="Mathcad" ShapeID="_x0000_i1026" DrawAspect="Content" ObjectID="_1837291667" r:id="rId7"/>
               </w:object>
             </w:r>
           </w:p>
@@ -1918,10 +1918,10 @@
                 <w:szCs w:val="28"/>
               </w:rPr>
               <w:object w:dxaOrig="195" w:dyaOrig="255" w14:anchorId="7B13E43A">
-                <v:shape id="_x0000_i1034" type="#_x0000_t75" style="width:9.5pt;height:12.9pt" o:ole="">
+                <v:shape id="_x0000_i1027" type="#_x0000_t75" style="width:9.5pt;height:12.9pt" o:ole="">
                   <v:imagedata r:id="rId5" o:title=""/>
                 </v:shape>
-                <o:OLEObject Type="Embed" ProgID="Mathcad" ShapeID="_x0000_i1034" DrawAspect="Content" ObjectID="_1837279952" r:id="rId8"/>
+                <o:OLEObject Type="Embed" ProgID="Mathcad" ShapeID="_x0000_i1027" DrawAspect="Content" ObjectID="_1837291668" r:id="rId8"/>
               </w:object>
             </w:r>
           </w:p>
@@ -1969,10 +1969,10 @@
                 <w:szCs w:val="28"/>
               </w:rPr>
               <w:object w:dxaOrig="195" w:dyaOrig="255" w14:anchorId="7642E8B9">
-                <v:shape id="_x0000_i1029" type="#_x0000_t75" style="width:9.5pt;height:12.9pt" o:ole="">
+                <v:shape id="_x0000_i1028" type="#_x0000_t75" style="width:9.5pt;height:12.9pt" o:ole="">
                   <v:imagedata r:id="rId5" o:title=""/>
                 </v:shape>
-                <o:OLEObject Type="Embed" ProgID="Mathcad" ShapeID="_x0000_i1029" DrawAspect="Content" ObjectID="_1837279953" r:id="rId9"/>
+                <o:OLEObject Type="Embed" ProgID="Mathcad" ShapeID="_x0000_i1028" DrawAspect="Content" ObjectID="_1837291669" r:id="rId9"/>
               </w:object>
             </w:r>
           </w:p>
@@ -2135,39 +2135,7 @@
                 <w:sz w:val="28"/>
                 <w:szCs w:val="28"/>
               </w:rPr>
-              <w:t xml:space="preserve">Последовательное соединение </w:t>
-            </w:r>
-            <w:r>
-              <w:rPr>
-                <w:rFonts w:ascii="Times New Roman" w:hAnsi="Times New Roman" w:cs="Times New Roman"/>
-                <w:sz w:val="28"/>
-                <w:szCs w:val="28"/>
-              </w:rPr>
-              <w:t xml:space="preserve">дифференцирующего </w:t>
-            </w:r>
-            <w:r>
-              <w:rPr>
-                <w:rFonts w:ascii="Times New Roman" w:hAnsi="Times New Roman" w:cs="Times New Roman"/>
-                <w:sz w:val="28"/>
-                <w:szCs w:val="28"/>
-              </w:rPr>
-              <w:t xml:space="preserve">и </w:t>
-            </w:r>
-            <w:r>
-              <w:rPr>
-                <w:rFonts w:ascii="Times New Roman" w:hAnsi="Times New Roman" w:cs="Times New Roman"/>
-                <w:sz w:val="28"/>
-                <w:szCs w:val="28"/>
-              </w:rPr>
-              <w:t xml:space="preserve">пропорционального </w:t>
-            </w:r>
-            <w:r>
-              <w:rPr>
-                <w:rFonts w:ascii="Times New Roman" w:hAnsi="Times New Roman" w:cs="Times New Roman"/>
-                <w:sz w:val="28"/>
-                <w:szCs w:val="28"/>
-              </w:rPr>
-              <w:t>звеньев</w:t>
+              <w:t>Последовательное соединение дифференцирующего и пропорционального звеньев</w:t>
             </w:r>
           </w:p>
         </w:tc>
@@ -2731,8 +2699,18 @@
                 <w:rFonts w:ascii="Times New Roman" w:hAnsi="Times New Roman" w:cs="Times New Roman"/>
                 <w:sz w:val="28"/>
                 <w:szCs w:val="28"/>
-              </w:rPr>
-            </w:pPr>
+                <w:lang w:val="en-US"/>
+              </w:rPr>
+            </w:pPr>
+            <w:r>
+              <w:rPr>
+                <w:rFonts w:ascii="Times New Roman" w:hAnsi="Times New Roman" w:cs="Times New Roman"/>
+                <w:sz w:val="28"/>
+                <w:szCs w:val="28"/>
+                <w:lang w:val="en-US"/>
+              </w:rPr>
+              <w:t>1</w:t>
+            </w:r>
           </w:p>
         </w:tc>
         <w:tc>
@@ -2746,8 +2724,26 @@
                 <w:rFonts w:ascii="Times New Roman" w:hAnsi="Times New Roman" w:cs="Times New Roman"/>
                 <w:sz w:val="28"/>
                 <w:szCs w:val="28"/>
-              </w:rPr>
-            </w:pPr>
+                <w:lang w:val="en-US"/>
+              </w:rPr>
+            </w:pPr>
+            <w:r>
+              <w:rPr>
+                <w:rFonts w:ascii="Times New Roman" w:hAnsi="Times New Roman" w:cs="Times New Roman"/>
+                <w:sz w:val="28"/>
+                <w:szCs w:val="28"/>
+              </w:rPr>
+              <w:t>9.043*10</w:t>
+            </w:r>
+            <w:r>
+              <w:rPr>
+                <w:rFonts w:ascii="Times New Roman" w:hAnsi="Times New Roman" w:cs="Times New Roman"/>
+                <w:sz w:val="28"/>
+                <w:szCs w:val="28"/>
+                <w:vertAlign w:val="superscript"/>
+              </w:rPr>
+              <w:t>3</w:t>
+            </w:r>
           </w:p>
         </w:tc>
         <w:tc>
@@ -2761,8 +2757,18 @@
                 <w:rFonts w:ascii="Times New Roman" w:hAnsi="Times New Roman" w:cs="Times New Roman"/>
                 <w:sz w:val="28"/>
                 <w:szCs w:val="28"/>
-              </w:rPr>
-            </w:pPr>
+                <w:lang w:val="en-US"/>
+              </w:rPr>
+            </w:pPr>
+            <w:r>
+              <w:rPr>
+                <w:rFonts w:ascii="Times New Roman" w:hAnsi="Times New Roman" w:cs="Times New Roman"/>
+                <w:sz w:val="28"/>
+                <w:szCs w:val="28"/>
+                <w:lang w:val="en-US"/>
+              </w:rPr>
+              <w:t>1</w:t>
+            </w:r>
           </w:p>
         </w:tc>
         <w:tc>
@@ -2776,8 +2782,18 @@
                 <w:rFonts w:ascii="Times New Roman" w:hAnsi="Times New Roman" w:cs="Times New Roman"/>
                 <w:sz w:val="28"/>
                 <w:szCs w:val="28"/>
-              </w:rPr>
-            </w:pPr>
+                <w:lang w:val="en-US"/>
+              </w:rPr>
+            </w:pPr>
+            <w:r>
+              <w:rPr>
+                <w:rFonts w:ascii="Times New Roman" w:hAnsi="Times New Roman" w:cs="Times New Roman"/>
+                <w:sz w:val="28"/>
+                <w:szCs w:val="28"/>
+                <w:lang w:val="en-US"/>
+              </w:rPr>
+              <w:t>-90</w:t>
+            </w:r>
           </w:p>
         </w:tc>
         <w:tc>
@@ -2793,6 +2809,14 @@
                 <w:szCs w:val="28"/>
               </w:rPr>
             </w:pPr>
+            <w:r>
+              <w:rPr>
+                <w:rFonts w:ascii="Times New Roman" w:hAnsi="Times New Roman" w:cs="Times New Roman"/>
+                <w:sz w:val="28"/>
+                <w:szCs w:val="28"/>
+              </w:rPr>
+              <w:t>нет</w:t>
+            </w:r>
           </w:p>
         </w:tc>
         <w:tc>
@@ -2808,6 +2832,14 @@
                 <w:szCs w:val="28"/>
               </w:rPr>
             </w:pPr>
+            <w:r>
+              <w:rPr>
+                <w:rFonts w:ascii="Times New Roman" w:hAnsi="Times New Roman" w:cs="Times New Roman"/>
+                <w:sz w:val="28"/>
+                <w:szCs w:val="28"/>
+              </w:rPr>
+              <w:t>нет</w:t>
+            </w:r>
           </w:p>
         </w:tc>
         <w:tc>
@@ -2823,6 +2855,22 @@
                 <w:szCs w:val="28"/>
               </w:rPr>
             </w:pPr>
+            <w:r>
+              <w:rPr>
+                <w:rFonts w:ascii="Times New Roman" w:hAnsi="Times New Roman" w:cs="Times New Roman"/>
+                <w:sz w:val="28"/>
+                <w:szCs w:val="28"/>
+              </w:rPr>
+              <w:t>н</w:t>
+            </w:r>
+            <w:r>
+              <w:rPr>
+                <w:rFonts w:ascii="Times New Roman" w:hAnsi="Times New Roman" w:cs="Times New Roman"/>
+                <w:sz w:val="28"/>
+                <w:szCs w:val="28"/>
+              </w:rPr>
+              <w:t>ет</w:t>
+            </w:r>
           </w:p>
         </w:tc>
         <w:tc>
